--- a/lessons/4-2/homework.docx
+++ b/lessons/4-2/homework.docx
@@ -106,7 +106,55 @@
     </w:p>
     <w:p>
       <w:pPr>
-        <w:spacing w:after="60"/>
+        <w:keepNext/>
+        <w:spacing w:after="20" w:before="80"/>
+        <w:jc w:val="center"/>
+      </w:pPr>
+      <w:r>
+        <w:drawing>
+          <wp:inline distT="0" distB="0" distL="0" distR="0">
+            <wp:extent cx="1047750" cy="790575"/>
+            <wp:effectExtent t="0" r="0" b="0" l="0"/>
+            <wp:docPr id="1" name="" descr="" title=""/>
+            <wp:cNvGraphicFramePr>
+              <a:graphicFrameLocks xmlns:a="http://schemas.openxmlformats.org/drawingml/2006/main" noChangeAspect="1"/>
+            </wp:cNvGraphicFramePr>
+            <a:graphic xmlns:a="http://schemas.openxmlformats.org/drawingml/2006/main">
+              <a:graphicData uri="http://schemas.openxmlformats.org/drawingml/2006/picture">
+                <pic:pic xmlns:pic="http://schemas.openxmlformats.org/drawingml/2006/picture">
+                  <pic:nvPicPr>
+                    <pic:cNvPr id="0" name="" descr=""/>
+                    <pic:cNvPicPr>
+                      <a:picLocks noChangeAspect="1" noChangeArrowheads="1"/>
+                    </pic:cNvPicPr>
+                  </pic:nvPicPr>
+                  <pic:blipFill>
+                    <a:blip r:embed="rId7" cstate="none"/>
+                    <a:srcRect/>
+                    <a:stretch>
+                      <a:fillRect/>
+                    </a:stretch>
+                  </pic:blipFill>
+                  <pic:spPr bwMode="auto">
+                    <a:xfrm>
+                      <a:off x="0" y="0"/>
+                      <a:ext cx="1047750" cy="790575"/>
+                    </a:xfrm>
+                    <a:prstGeom prst="rect">
+                      <a:avLst/>
+                    </a:prstGeom>
+                  </pic:spPr>
+                </pic:pic>
+              </a:graphicData>
+            </a:graphic>
+          </wp:inline>
+        </w:drawing>
+      </w:r>
+    </w:p>
+    <w:p>
+      <w:pPr>
+        <w:keepNext/>
+        <w:spacing w:after="120"/>
       </w:pPr>
       <w:r>
         <w:rPr>
@@ -116,12 +164,60 @@
         <w:t xml:space="preserve">Percent (Porcentaje)</w:t>
       </w:r>
       <w:r>
-        <w:t xml:space="preserve"> — A ratio that compares a number to 100</w:t>
-      </w:r>
-    </w:p>
-    <w:p>
-      <w:pPr>
-        <w:spacing w:after="60"/>
+        <w:t xml:space="preserve"> — A way to compare a number to 100, shown with the % sign.</w:t>
+      </w:r>
+    </w:p>
+    <w:p>
+      <w:pPr>
+        <w:keepNext/>
+        <w:spacing w:after="20" w:before="80"/>
+        <w:jc w:val="center"/>
+      </w:pPr>
+      <w:r>
+        <w:drawing>
+          <wp:inline distT="0" distB="0" distL="0" distR="0">
+            <wp:extent cx="1047750" cy="790575"/>
+            <wp:effectExtent t="0" r="0" b="0" l="0"/>
+            <wp:docPr id="1" name="" descr="" title=""/>
+            <wp:cNvGraphicFramePr>
+              <a:graphicFrameLocks xmlns:a="http://schemas.openxmlformats.org/drawingml/2006/main" noChangeAspect="1"/>
+            </wp:cNvGraphicFramePr>
+            <a:graphic xmlns:a="http://schemas.openxmlformats.org/drawingml/2006/main">
+              <a:graphicData uri="http://schemas.openxmlformats.org/drawingml/2006/picture">
+                <pic:pic xmlns:pic="http://schemas.openxmlformats.org/drawingml/2006/picture">
+                  <pic:nvPicPr>
+                    <pic:cNvPr id="0" name="" descr=""/>
+                    <pic:cNvPicPr>
+                      <a:picLocks noChangeAspect="1" noChangeArrowheads="1"/>
+                    </pic:cNvPicPr>
+                  </pic:nvPicPr>
+                  <pic:blipFill>
+                    <a:blip r:embed="rId8" cstate="none"/>
+                    <a:srcRect/>
+                    <a:stretch>
+                      <a:fillRect/>
+                    </a:stretch>
+                  </pic:blipFill>
+                  <pic:spPr bwMode="auto">
+                    <a:xfrm>
+                      <a:off x="0" y="0"/>
+                      <a:ext cx="1047750" cy="790575"/>
+                    </a:xfrm>
+                    <a:prstGeom prst="rect">
+                      <a:avLst/>
+                    </a:prstGeom>
+                  </pic:spPr>
+                </pic:pic>
+              </a:graphicData>
+            </a:graphic>
+          </wp:inline>
+        </w:drawing>
+      </w:r>
+    </w:p>
+    <w:p>
+      <w:pPr>
+        <w:keepNext/>
+        <w:spacing w:after="120"/>
       </w:pPr>
       <w:r>
         <w:rPr>
@@ -131,12 +227,60 @@
         <w:t xml:space="preserve">Decimal (Decimal)</w:t>
       </w:r>
       <w:r>
-        <w:t xml:space="preserve"> — A number written using place value and a decimal point</w:t>
-      </w:r>
-    </w:p>
-    <w:p>
-      <w:pPr>
-        <w:spacing w:after="60"/>
+        <w:t xml:space="preserve"> — A number with a dot, like 0.5, that shows a part.</w:t>
+      </w:r>
+    </w:p>
+    <w:p>
+      <w:pPr>
+        <w:keepNext/>
+        <w:spacing w:after="20" w:before="80"/>
+        <w:jc w:val="center"/>
+      </w:pPr>
+      <w:r>
+        <w:drawing>
+          <wp:inline distT="0" distB="0" distL="0" distR="0">
+            <wp:extent cx="1047750" cy="790575"/>
+            <wp:effectExtent t="0" r="0" b="0" l="0"/>
+            <wp:docPr id="1" name="" descr="" title=""/>
+            <wp:cNvGraphicFramePr>
+              <a:graphicFrameLocks xmlns:a="http://schemas.openxmlformats.org/drawingml/2006/main" noChangeAspect="1"/>
+            </wp:cNvGraphicFramePr>
+            <a:graphic xmlns:a="http://schemas.openxmlformats.org/drawingml/2006/main">
+              <a:graphicData uri="http://schemas.openxmlformats.org/drawingml/2006/picture">
+                <pic:pic xmlns:pic="http://schemas.openxmlformats.org/drawingml/2006/picture">
+                  <pic:nvPicPr>
+                    <pic:cNvPr id="0" name="" descr=""/>
+                    <pic:cNvPicPr>
+                      <a:picLocks noChangeAspect="1" noChangeArrowheads="1"/>
+                    </pic:cNvPicPr>
+                  </pic:nvPicPr>
+                  <pic:blipFill>
+                    <a:blip r:embed="rId9" cstate="none"/>
+                    <a:srcRect/>
+                    <a:stretch>
+                      <a:fillRect/>
+                    </a:stretch>
+                  </pic:blipFill>
+                  <pic:spPr bwMode="auto">
+                    <a:xfrm>
+                      <a:off x="0" y="0"/>
+                      <a:ext cx="1047750" cy="790575"/>
+                    </a:xfrm>
+                    <a:prstGeom prst="rect">
+                      <a:avLst/>
+                    </a:prstGeom>
+                  </pic:spPr>
+                </pic:pic>
+              </a:graphicData>
+            </a:graphic>
+          </wp:inline>
+        </w:drawing>
+      </w:r>
+    </w:p>
+    <w:p>
+      <w:pPr>
+        <w:keepNext/>
+        <w:spacing w:after="120"/>
       </w:pPr>
       <w:r>
         <w:rPr>
@@ -146,12 +290,60 @@
         <w:t xml:space="preserve">Equivalent (Equivalente)</w:t>
       </w:r>
       <w:r>
-        <w:t xml:space="preserve"> — Having the same value in a different form</w:t>
-      </w:r>
-    </w:p>
-    <w:p>
-      <w:pPr>
-        <w:spacing w:after="60"/>
+        <w:t xml:space="preserve"> — Having the same value, just written a different way.</w:t>
+      </w:r>
+    </w:p>
+    <w:p>
+      <w:pPr>
+        <w:keepNext/>
+        <w:spacing w:after="20" w:before="80"/>
+        <w:jc w:val="center"/>
+      </w:pPr>
+      <w:r>
+        <w:drawing>
+          <wp:inline distT="0" distB="0" distL="0" distR="0">
+            <wp:extent cx="1047750" cy="790575"/>
+            <wp:effectExtent t="0" r="0" b="0" l="0"/>
+            <wp:docPr id="1" name="" descr="" title=""/>
+            <wp:cNvGraphicFramePr>
+              <a:graphicFrameLocks xmlns:a="http://schemas.openxmlformats.org/drawingml/2006/main" noChangeAspect="1"/>
+            </wp:cNvGraphicFramePr>
+            <a:graphic xmlns:a="http://schemas.openxmlformats.org/drawingml/2006/main">
+              <a:graphicData uri="http://schemas.openxmlformats.org/drawingml/2006/picture">
+                <pic:pic xmlns:pic="http://schemas.openxmlformats.org/drawingml/2006/picture">
+                  <pic:nvPicPr>
+                    <pic:cNvPr id="0" name="" descr=""/>
+                    <pic:cNvPicPr>
+                      <a:picLocks noChangeAspect="1" noChangeArrowheads="1"/>
+                    </pic:cNvPicPr>
+                  </pic:nvPicPr>
+                  <pic:blipFill>
+                    <a:blip r:embed="rId10" cstate="none"/>
+                    <a:srcRect/>
+                    <a:stretch>
+                      <a:fillRect/>
+                    </a:stretch>
+                  </pic:blipFill>
+                  <pic:spPr bwMode="auto">
+                    <a:xfrm>
+                      <a:off x="0" y="0"/>
+                      <a:ext cx="1047750" cy="790575"/>
+                    </a:xfrm>
+                    <a:prstGeom prst="rect">
+                      <a:avLst/>
+                    </a:prstGeom>
+                  </pic:spPr>
+                </pic:pic>
+              </a:graphicData>
+            </a:graphic>
+          </wp:inline>
+        </w:drawing>
+      </w:r>
+    </w:p>
+    <w:p>
+      <w:pPr>
+        <w:keepNext/>
+        <w:spacing w:after="120"/>
       </w:pPr>
       <w:r>
         <w:rPr>
@@ -161,12 +353,60 @@
         <w:t xml:space="preserve">Benchmark (Referencia)</w:t>
       </w:r>
       <w:r>
-        <w:t xml:space="preserve"> — A commonly used reference point for estimation</w:t>
-      </w:r>
-    </w:p>
-    <w:p>
-      <w:pPr>
-        <w:spacing w:after="60"/>
+        <w:t xml:space="preserve"> — A familiar number you use to guess, like 50% or 1/2.</w:t>
+      </w:r>
+    </w:p>
+    <w:p>
+      <w:pPr>
+        <w:keepNext/>
+        <w:spacing w:after="20" w:before="80"/>
+        <w:jc w:val="center"/>
+      </w:pPr>
+      <w:r>
+        <w:drawing>
+          <wp:inline distT="0" distB="0" distL="0" distR="0">
+            <wp:extent cx="1047750" cy="790575"/>
+            <wp:effectExtent t="0" r="0" b="0" l="0"/>
+            <wp:docPr id="1" name="" descr="" title=""/>
+            <wp:cNvGraphicFramePr>
+              <a:graphicFrameLocks xmlns:a="http://schemas.openxmlformats.org/drawingml/2006/main" noChangeAspect="1"/>
+            </wp:cNvGraphicFramePr>
+            <a:graphic xmlns:a="http://schemas.openxmlformats.org/drawingml/2006/main">
+              <a:graphicData uri="http://schemas.openxmlformats.org/drawingml/2006/picture">
+                <pic:pic xmlns:pic="http://schemas.openxmlformats.org/drawingml/2006/picture">
+                  <pic:nvPicPr>
+                    <pic:cNvPr id="0" name="" descr=""/>
+                    <pic:cNvPicPr>
+                      <a:picLocks noChangeAspect="1" noChangeArrowheads="1"/>
+                    </pic:cNvPicPr>
+                  </pic:nvPicPr>
+                  <pic:blipFill>
+                    <a:blip r:embed="rId11" cstate="none"/>
+                    <a:srcRect/>
+                    <a:stretch>
+                      <a:fillRect/>
+                    </a:stretch>
+                  </pic:blipFill>
+                  <pic:spPr bwMode="auto">
+                    <a:xfrm>
+                      <a:off x="0" y="0"/>
+                      <a:ext cx="1047750" cy="790575"/>
+                    </a:xfrm>
+                    <a:prstGeom prst="rect">
+                      <a:avLst/>
+                    </a:prstGeom>
+                  </pic:spPr>
+                </pic:pic>
+              </a:graphicData>
+            </a:graphic>
+          </wp:inline>
+        </w:drawing>
+      </w:r>
+    </w:p>
+    <w:p>
+      <w:pPr>
+        <w:keepNext/>
+        <w:spacing w:after="120"/>
       </w:pPr>
       <w:r>
         <w:rPr>
@@ -176,7 +416,7 @@
         <w:t xml:space="preserve">Discount (Descuento)</w:t>
       </w:r>
       <w:r>
-        <w:t xml:space="preserve"> — The amount subtracted from the original price</w:t>
+        <w:t xml:space="preserve"> — Money taken off the first price to make it cheaper.</w:t>
       </w:r>
     </w:p>
     <w:p>

--- a/lessons/4-2/homework.docx
+++ b/lessons/4-2/homework.docx
@@ -24,7 +24,7 @@
           <w:i/>
           <w:iCs/>
         </w:rPr>
-        <w:t xml:space="preserve">Lesson 4-2  •  Standard 6.RP.3c</w:t>
+        <w:t xml:space="preserve">Lesson 4-2  •  Standard 6.AT.4</w:t>
       </w:r>
     </w:p>
     <w:p>
@@ -1001,39 +1001,43 @@
           <w:b/>
           <w:bCs/>
         </w:rPr>
-        <w:t xml:space="preserve">6. What is 0.45 written as a percent?</w:t>
-      </w:r>
-    </w:p>
-    <w:p>
-      <w:pPr>
-        <w:spacing w:after="40" w:before="0"/>
-      </w:pPr>
-      <w:r>
-        <w:t xml:space="preserve">     A. 45%</w:t>
-      </w:r>
-    </w:p>
-    <w:p>
-      <w:pPr>
-        <w:spacing w:after="40" w:before="0"/>
-      </w:pPr>
-      <w:r>
-        <w:t xml:space="preserve">     B. 4.5%</w:t>
-      </w:r>
-    </w:p>
-    <w:p>
-      <w:pPr>
-        <w:spacing w:after="40" w:before="0"/>
-      </w:pPr>
-      <w:r>
-        <w:t xml:space="preserve">     C. 450%</w:t>
-      </w:r>
-    </w:p>
-    <w:p>
-      <w:pPr>
-        <w:spacing w:after="40" w:before="0"/>
-      </w:pPr>
-      <w:r>
-        <w:t xml:space="preserve">     D. 0.45%</w:t>
+        <w:t xml:space="preserve">6. onLevel — Spot the Common Mistake</w:t>
+      </w:r>
+    </w:p>
+    <w:p>
+      <w:pPr>
+        <w:spacing w:after="40" w:before="0"/>
+      </w:pPr>
+      <w:r>
+        <w:t xml:space="preserve">   Step 1 (Read): A student is working on Relate Fractions, Decimals, and Percents.</w:t>
+      </w:r>
+    </w:p>
+    <w:p>
+      <w:pPr>
+        <w:spacing w:after="40" w:before="0"/>
+      </w:pPr>
+      <w:r>
+        <w:t xml:space="preserve">   Step 2 (Attempt): They ignored the rule: To turn a fraction into a percent, divide the top by the bottom to get a decimal, then multiply by 100.</w:t>
+      </w:r>
+    </w:p>
+    <w:p>
+      <w:pPr>
+        <w:spacing w:after="40" w:before="0"/>
+      </w:pPr>
+      <w:r>
+        <w:t xml:space="preserve">   Step 3 (Check): The answer does not match the math rule from class.</w:t>
+      </w:r>
+    </w:p>
+    <w:p>
+      <w:pPr>
+        <w:spacing w:after="60" w:before="0"/>
+      </w:pPr>
+      <w:r>
+        <w:rPr>
+          <w:i/>
+          <w:iCs/>
+        </w:rPr>
+        <w:t xml:space="preserve">Which step has the mistake? Explain and fix it:</w:t>
       </w:r>
     </w:p>
     <w:p>
@@ -1049,6 +1053,28 @@
     </w:p>
     <w:p>
       <w:pPr>
+        <w:spacing w:after="60" w:before="120"/>
+      </w:pPr>
+      <w:r>
+        <w:rPr>
+          <w:color w:val="BBBBBB"/>
+        </w:rPr>
+        <w:t xml:space="preserve">______________________________________________________________________</w:t>
+      </w:r>
+    </w:p>
+    <w:p>
+      <w:pPr>
+        <w:spacing w:after="60" w:before="120"/>
+      </w:pPr>
+      <w:r>
+        <w:rPr>
+          <w:color w:val="BBBBBB"/>
+        </w:rPr>
+        <w:t xml:space="preserve">______________________________________________________________________</w:t>
+      </w:r>
+    </w:p>
+    <w:p>
+      <w:pPr>
         <w:spacing w:after="80" w:before="0"/>
       </w:pPr>
       <w:r>
@@ -1056,39 +1082,39 @@
           <w:b/>
           <w:bCs/>
         </w:rPr>
-        <w:t xml:space="preserve">7. What is 3/5 written as a percent?</w:t>
-      </w:r>
-    </w:p>
-    <w:p>
-      <w:pPr>
-        <w:spacing w:after="40" w:before="0"/>
-      </w:pPr>
-      <w:r>
-        <w:t xml:space="preserve">     A. 60%</w:t>
-      </w:r>
-    </w:p>
-    <w:p>
-      <w:pPr>
-        <w:spacing w:after="40" w:before="0"/>
-      </w:pPr>
-      <w:r>
-        <w:t xml:space="preserve">     B. 35%</w:t>
-      </w:r>
-    </w:p>
-    <w:p>
-      <w:pPr>
-        <w:spacing w:after="40" w:before="0"/>
-      </w:pPr>
-      <w:r>
-        <w:t xml:space="preserve">     C. 53%</w:t>
-      </w:r>
-    </w:p>
-    <w:p>
-      <w:pPr>
-        <w:spacing w:after="40" w:before="0"/>
-      </w:pPr>
-      <w:r>
-        <w:t xml:space="preserve">     D. 30%</w:t>
+        <w:t xml:space="preserve">7. Your arcade scoreboard reads 0.25 of the level cleared. What percent and fraction match this score?</w:t>
+      </w:r>
+    </w:p>
+    <w:p>
+      <w:pPr>
+        <w:spacing w:after="40" w:before="0"/>
+      </w:pPr>
+      <w:r>
+        <w:t xml:space="preserve">     A. 25% and 1/4</w:t>
+      </w:r>
+    </w:p>
+    <w:p>
+      <w:pPr>
+        <w:spacing w:after="40" w:before="0"/>
+      </w:pPr>
+      <w:r>
+        <w:t xml:space="preserve">     B. 2.5% and 1/4</w:t>
+      </w:r>
+    </w:p>
+    <w:p>
+      <w:pPr>
+        <w:spacing w:after="40" w:before="0"/>
+      </w:pPr>
+      <w:r>
+        <w:t xml:space="preserve">     C. 25% and 1/5</w:t>
+      </w:r>
+    </w:p>
+    <w:p>
+      <w:pPr>
+        <w:spacing w:after="40" w:before="0"/>
+      </w:pPr>
+      <w:r>
+        <w:t xml:space="preserve">     D. 250% and 1/40</w:t>
       </w:r>
     </w:p>
     <w:p>
@@ -1111,39 +1137,39 @@
           <w:b/>
           <w:bCs/>
         </w:rPr>
-        <w:t xml:space="preserve">8. Which is the largest value?</w:t>
-      </w:r>
-    </w:p>
-    <w:p>
-      <w:pPr>
-        <w:spacing w:after="40" w:before="0"/>
-      </w:pPr>
-      <w:r>
-        <w:t xml:space="preserve">     A. 0.7</w:t>
-      </w:r>
-    </w:p>
-    <w:p>
-      <w:pPr>
-        <w:spacing w:after="40" w:before="0"/>
-      </w:pPr>
-      <w:r>
-        <w:t xml:space="preserve">     B. 65%</w:t>
-      </w:r>
-    </w:p>
-    <w:p>
-      <w:pPr>
-        <w:spacing w:after="40" w:before="0"/>
-      </w:pPr>
-      <w:r>
-        <w:t xml:space="preserve">     C. 3/5</w:t>
-      </w:r>
-    </w:p>
-    <w:p>
-      <w:pPr>
-        <w:spacing w:after="40" w:before="0"/>
-      </w:pPr>
-      <w:r>
-        <w:t xml:space="preserve">     D. 0.59</w:t>
+        <w:t xml:space="preserve">8. A player powered up 3/5 of the energy bar. Which decimal and percent name the same amount?</w:t>
+      </w:r>
+    </w:p>
+    <w:p>
+      <w:pPr>
+        <w:spacing w:after="40" w:before="0"/>
+      </w:pPr>
+      <w:r>
+        <w:t xml:space="preserve">     A. 0.6 and 60%</w:t>
+      </w:r>
+    </w:p>
+    <w:p>
+      <w:pPr>
+        <w:spacing w:after="40" w:before="0"/>
+      </w:pPr>
+      <w:r>
+        <w:t xml:space="preserve">     B. 0.35 and 35%</w:t>
+      </w:r>
+    </w:p>
+    <w:p>
+      <w:pPr>
+        <w:spacing w:after="40" w:before="0"/>
+      </w:pPr>
+      <w:r>
+        <w:t xml:space="preserve">     C. 0.6 and 6%</w:t>
+      </w:r>
+    </w:p>
+    <w:p>
+      <w:pPr>
+        <w:spacing w:after="40" w:before="0"/>
+      </w:pPr>
+      <w:r>
+        <w:t xml:space="preserve">     D. 0.65 and 65%</w:t>
       </w:r>
     </w:p>
     <w:p>
@@ -1166,39 +1192,228 @@
           <w:b/>
           <w:bCs/>
         </w:rPr>
-        <w:t xml:space="preserve">9. What is 25% as a fraction in simplest form?</w:t>
-      </w:r>
-    </w:p>
-    <w:p>
-      <w:pPr>
-        <w:spacing w:after="40" w:before="0"/>
-      </w:pPr>
-      <w:r>
-        <w:t xml:space="preserve">     A. 1/4</w:t>
-      </w:r>
-    </w:p>
-    <w:p>
-      <w:pPr>
-        <w:spacing w:after="40" w:before="0"/>
-      </w:pPr>
-      <w:r>
-        <w:t xml:space="preserve">     B. 25/10</w:t>
-      </w:r>
-    </w:p>
-    <w:p>
-      <w:pPr>
-        <w:spacing w:after="40" w:before="0"/>
-      </w:pPr>
-      <w:r>
-        <w:t xml:space="preserve">     C. 1/5</w:t>
-      </w:r>
-    </w:p>
-    <w:p>
-      <w:pPr>
-        <w:spacing w:after="40" w:before="0"/>
-      </w:pPr>
-      <w:r>
-        <w:t xml:space="preserve">     D. 4/1</w:t>
+        <w:t xml:space="preserve">9. Match each arcade score tile to its equal fraction, decimal, and percent.</w:t>
+      </w:r>
+    </w:p>
+    <w:tbl>
+      <w:tblPr>
+        <w:tblW w:type="pct" w:w="100%"/>
+        <w:tblBorders>
+          <w:top w:val="single" w:color="auto" w:sz="4"/>
+          <w:left w:val="single" w:color="auto" w:sz="4"/>
+          <w:bottom w:val="single" w:color="auto" w:sz="4"/>
+          <w:right w:val="single" w:color="auto" w:sz="4"/>
+          <w:insideH w:val="single" w:color="auto" w:sz="4"/>
+          <w:insideV w:val="single" w:color="auto" w:sz="4"/>
+        </w:tblBorders>
+      </w:tblPr>
+      <w:tblGrid>
+        <w:gridCol w:w="100"/>
+        <w:gridCol w:w="100"/>
+      </w:tblGrid>
+      <w:tr>
+        <w:trPr>
+          <w:tblHeader/>
+        </w:trPr>
+        <w:tc>
+          <w:tcPr>
+            <w:tcW w:type="pct" w:w="50%"/>
+          </w:tcPr>
+          <w:p>
+            <w:r>
+              <w:rPr>
+                <w:b/>
+                <w:bCs/>
+              </w:rPr>
+              <w:t xml:space="preserve">Item</w:t>
+            </w:r>
+          </w:p>
+        </w:tc>
+        <w:tc>
+          <w:tcPr>
+            <w:tcW w:type="pct" w:w="50%"/>
+          </w:tcPr>
+          <w:p>
+            <w:r>
+              <w:rPr>
+                <w:b/>
+                <w:bCs/>
+              </w:rPr>
+              <w:t xml:space="preserve">Answer choices</w:t>
+            </w:r>
+          </w:p>
+        </w:tc>
+      </w:tr>
+      <w:tr>
+        <w:tc>
+          <w:tcPr>
+            <w:tcW w:type="pct" w:w="50%"/>
+          </w:tcPr>
+          <w:p>
+            <w:r>
+              <w:t xml:space="preserve">____  4/5</w:t>
+            </w:r>
+          </w:p>
+        </w:tc>
+        <w:tc>
+          <w:tcPr>
+            <w:tcW w:type="pct" w:w="50%"/>
+          </w:tcPr>
+          <w:p>
+            <w:r>
+              <w:t xml:space="preserve">D. 0.25 = 25%</w:t>
+            </w:r>
+          </w:p>
+        </w:tc>
+      </w:tr>
+      <w:tr>
+        <w:tc>
+          <w:tcPr>
+            <w:tcW w:type="pct" w:w="50%"/>
+          </w:tcPr>
+          <w:p>
+            <w:r>
+              <w:t xml:space="preserve">____  9/10</w:t>
+            </w:r>
+          </w:p>
+        </w:tc>
+        <w:tc>
+          <w:tcPr>
+            <w:tcW w:type="pct" w:w="50%"/>
+          </w:tcPr>
+          <w:p>
+            <w:r>
+              <w:t xml:space="preserve">C. 0.5 = 50%</w:t>
+            </w:r>
+          </w:p>
+        </w:tc>
+      </w:tr>
+      <w:tr>
+        <w:tc>
+          <w:tcPr>
+            <w:tcW w:type="pct" w:w="50%"/>
+          </w:tcPr>
+          <w:p>
+            <w:r>
+              <w:t xml:space="preserve">____  1/2</w:t>
+            </w:r>
+          </w:p>
+        </w:tc>
+        <w:tc>
+          <w:tcPr>
+            <w:tcW w:type="pct" w:w="50%"/>
+          </w:tcPr>
+          <w:p>
+            <w:r>
+              <w:t xml:space="preserve">B. 0.9 = 90%</w:t>
+            </w:r>
+          </w:p>
+        </w:tc>
+      </w:tr>
+      <w:tr>
+        <w:tc>
+          <w:tcPr>
+            <w:tcW w:type="pct" w:w="50%"/>
+          </w:tcPr>
+          <w:p>
+            <w:r>
+              <w:t xml:space="preserve">____  1/4</w:t>
+            </w:r>
+          </w:p>
+        </w:tc>
+        <w:tc>
+          <w:tcPr>
+            <w:tcW w:type="pct" w:w="50%"/>
+          </w:tcPr>
+          <w:p>
+            <w:r>
+              <w:t xml:space="preserve">A. 0.8 = 80%</w:t>
+            </w:r>
+          </w:p>
+        </w:tc>
+      </w:tr>
+    </w:tbl>
+    <w:p>
+      <w:pPr>
+        <w:spacing w:after="60" w:before="120"/>
+      </w:pPr>
+      <w:r>
+        <w:rPr>
+          <w:color w:val="BBBBBB"/>
+        </w:rPr>
+        <w:t xml:space="preserve">______________________________________________________________________</w:t>
+      </w:r>
+    </w:p>
+    <w:p>
+      <w:pPr>
+        <w:spacing w:after="80" w:before="0"/>
+      </w:pPr>
+      <w:r>
+        <w:rPr>
+          <w:b/>
+          <w:bCs/>
+        </w:rPr>
+        <w:t xml:space="preserve">10. Sort each arcade tile into the form it is already written in.</w:t>
+      </w:r>
+    </w:p>
+    <w:p>
+      <w:pPr>
+        <w:spacing w:after="80" w:before="0"/>
+      </w:pPr>
+      <w:r>
+        <w:rPr>
+          <w:i/>
+          <w:iCs/>
+        </w:rPr>
+        <w:t xml:space="preserve">Groups: Fraction tiles   |   Decimal tiles   |   Percent tiles</w:t>
+      </w:r>
+    </w:p>
+    <w:p>
+      <w:pPr>
+        <w:spacing w:after="40" w:before="0"/>
+      </w:pPr>
+      <w:r>
+        <w:t xml:space="preserve">   • 2/5   → __________________</w:t>
+      </w:r>
+    </w:p>
+    <w:p>
+      <w:pPr>
+        <w:spacing w:after="40" w:before="0"/>
+      </w:pPr>
+      <w:r>
+        <w:t xml:space="preserve">   • 7/10   → __________________</w:t>
+      </w:r>
+    </w:p>
+    <w:p>
+      <w:pPr>
+        <w:spacing w:after="40" w:before="0"/>
+      </w:pPr>
+      <w:r>
+        <w:t xml:space="preserve">   • 0.3   → __________________</w:t>
+      </w:r>
+    </w:p>
+    <w:p>
+      <w:pPr>
+        <w:spacing w:after="40" w:before="0"/>
+      </w:pPr>
+      <w:r>
+        <w:t xml:space="preserve">   • 0.85   → __________________</w:t>
+      </w:r>
+    </w:p>
+    <w:p>
+      <w:pPr>
+        <w:spacing w:after="40" w:before="0"/>
+      </w:pPr>
+      <w:r>
+        <w:t xml:space="preserve">   • 70%   → __________________</w:t>
+      </w:r>
+    </w:p>
+    <w:p>
+      <w:pPr>
+        <w:spacing w:after="40" w:before="0"/>
+      </w:pPr>
+      <w:r>
+        <w:t xml:space="preserve">   • 15%   → __________________</w:t>
       </w:r>
     </w:p>
     <w:p>
@@ -1328,10 +1543,22 @@
     </w:p>
     <w:p>
       <w:pPr>
+        <w:spacing w:after="20" w:before="0"/>
+      </w:pPr>
+      <w:r>
+        <w:t xml:space="preserve">     3 ÷ 5 = 0.6 = 60%.</w:t>
+      </w:r>
+    </w:p>
+    <w:p>
+      <w:pPr>
         <w:spacing w:after="80" w:before="0"/>
       </w:pPr>
       <w:r>
-        <w:t xml:space="preserve">     3 ÷ 5 = 0.6 = 60%.</w:t>
+        <w:rPr>
+          <w:i/>
+          <w:iCs/>
+        </w:rPr>
+        <w:t xml:space="preserve">     Watch for: A common mistake in Relate Fractions, Decimals, and Percents is skipping the key idea: "To turn a fraction into a percent, divide the top by the bottom to get a decimal, then multiply by 100." — always check your work against this rule before you submit.</w:t>
       </w:r>
     </w:p>
     <w:p>
@@ -1348,10 +1575,22 @@
     </w:p>
     <w:p>
       <w:pPr>
+        <w:spacing w:after="20" w:before="0"/>
+      </w:pPr>
+      <w:r>
+        <w:t xml:space="preserve">     7 ÷ 8 = 0.875, and 0.875 × 100 = 87.5%.</w:t>
+      </w:r>
+    </w:p>
+    <w:p>
+      <w:pPr>
         <w:spacing w:after="80" w:before="0"/>
       </w:pPr>
       <w:r>
-        <w:t xml:space="preserve">     7 ÷ 8 = 0.875, and 0.875 × 100 = 87.5%.</w:t>
+        <w:rPr>
+          <w:i/>
+          <w:iCs/>
+        </w:rPr>
+        <w:t xml:space="preserve">     Watch for: A common mistake in Relate Fractions, Decimals, and Percents is skipping the key idea: "To turn a fraction into a percent, divide the top by the bottom to get a decimal, then multiply by 100." — always check your work against this rule before you submit.</w:t>
       </w:r>
     </w:p>
     <w:p>
@@ -1507,7 +1746,43 @@
           <w:b/>
           <w:bCs/>
         </w:rPr>
-        <w:t xml:space="preserve">6. A. 45%</w:t>
+        <w:t xml:space="preserve">6. onLevel — Spot the Common Mistake</w:t>
+      </w:r>
+    </w:p>
+    <w:p>
+      <w:pPr>
+        <w:spacing w:after="20" w:before="0"/>
+      </w:pPr>
+      <w:r>
+        <w:t xml:space="preserve">     The mistake is in Step 2.</w:t>
+      </w:r>
+    </w:p>
+    <w:p>
+      <w:pPr>
+        <w:spacing w:after="20" w:before="0"/>
+      </w:pPr>
+      <w:r>
+        <w:t xml:space="preserve">     Correct work: Follow the key idea: To turn a fraction into a percent, divide the top by the bottom to get a decimal, then multiply by 100.</w:t>
+      </w:r>
+    </w:p>
+    <w:p>
+      <w:pPr>
+        <w:spacing w:after="40" w:before="0"/>
+      </w:pPr>
+      <w:r>
+        <w:rPr>
+          <w:b/>
+          <w:bCs/>
+        </w:rPr>
+        <w:t xml:space="preserve">7. A. 25% and 1/4</w:t>
+      </w:r>
+    </w:p>
+    <w:p>
+      <w:pPr>
+        <w:spacing w:after="20" w:before="0"/>
+      </w:pPr>
+      <w:r>
+        <w:t xml:space="preserve">     Move the decimal two places: 0.25 = 25%. As a fraction, 0.25 = 25/100 = 1/4.</w:t>
       </w:r>
     </w:p>
     <w:p>
@@ -1515,19 +1790,31 @@
         <w:spacing w:after="80" w:before="0"/>
       </w:pPr>
       <w:r>
-        <w:t xml:space="preserve">     Multiply by 100: 0.45 = 45%.</w:t>
-      </w:r>
-    </w:p>
-    <w:p>
-      <w:pPr>
-        <w:spacing w:after="40" w:before="0"/>
-      </w:pPr>
-      <w:r>
-        <w:rPr>
-          <w:b/>
-          <w:bCs/>
-        </w:rPr>
-        <w:t xml:space="preserve">7. A. 60%</w:t>
+        <w:rPr>
+          <w:i/>
+          <w:iCs/>
+        </w:rPr>
+        <w:t xml:space="preserve">     Watch for: A common mistake in Relate Fractions, Decimals, and Percents is skipping the key idea: "To turn a fraction into a percent, divide the top by the bottom to get a decimal, then multiply by 100." — always check your work against this rule before you submit.</w:t>
+      </w:r>
+    </w:p>
+    <w:p>
+      <w:pPr>
+        <w:spacing w:after="40" w:before="0"/>
+      </w:pPr>
+      <w:r>
+        <w:rPr>
+          <w:b/>
+          <w:bCs/>
+        </w:rPr>
+        <w:t xml:space="preserve">8. A. 0.6 and 60%</w:t>
+      </w:r>
+    </w:p>
+    <w:p>
+      <w:pPr>
+        <w:spacing w:after="20" w:before="0"/>
+      </w:pPr>
+      <w:r>
+        <w:t xml:space="preserve">     Divide 3 ÷ 5 = 0.6, then multiply by 100: 0.6 = 60%. So 3/5 = 0.6 = 60%.</w:t>
       </w:r>
     </w:p>
     <w:p>
@@ -1535,47 +1822,131 @@
         <w:spacing w:after="80" w:before="0"/>
       </w:pPr>
       <w:r>
-        <w:t xml:space="preserve">     3/5 = 0.6 = 60%.</w:t>
-      </w:r>
-    </w:p>
-    <w:p>
-      <w:pPr>
-        <w:spacing w:after="40" w:before="0"/>
-      </w:pPr>
-      <w:r>
-        <w:rPr>
-          <w:b/>
-          <w:bCs/>
-        </w:rPr>
-        <w:t xml:space="preserve">8. A. 0.7</w:t>
-      </w:r>
-    </w:p>
-    <w:p>
-      <w:pPr>
-        <w:spacing w:after="80" w:before="0"/>
-      </w:pPr>
-      <w:r>
-        <w:t xml:space="preserve">     0.7 = 70%, larger than 65%, 60% (3/5), and 59%.</w:t>
-      </w:r>
-    </w:p>
-    <w:p>
-      <w:pPr>
-        <w:spacing w:after="40" w:before="0"/>
-      </w:pPr>
-      <w:r>
-        <w:rPr>
-          <w:b/>
-          <w:bCs/>
-        </w:rPr>
-        <w:t xml:space="preserve">9. A. 1/4</w:t>
-      </w:r>
-    </w:p>
-    <w:p>
-      <w:pPr>
-        <w:spacing w:after="80" w:before="0"/>
-      </w:pPr>
-      <w:r>
-        <w:t xml:space="preserve">     25% = 25/100 = 1/4.</w:t>
+        <w:rPr>
+          <w:i/>
+          <w:iCs/>
+        </w:rPr>
+        <w:t xml:space="preserve">     Watch for: A common mistake in Relate Fractions, Decimals, and Percents is skipping the key idea: "To turn a fraction into a percent, divide the top by the bottom to get a decimal, then multiply by 100." — always check your work against this rule before you submit.</w:t>
+      </w:r>
+    </w:p>
+    <w:p>
+      <w:pPr>
+        <w:spacing w:after="40" w:before="0"/>
+      </w:pPr>
+      <w:r>
+        <w:rPr>
+          <w:b/>
+          <w:bCs/>
+        </w:rPr>
+        <w:t xml:space="preserve">9. Matches:</w:t>
+      </w:r>
+    </w:p>
+    <w:p>
+      <w:pPr>
+        <w:spacing w:after="20" w:before="0"/>
+      </w:pPr>
+      <w:r>
+        <w:t xml:space="preserve">     4/5 → 0.8 = 80%</w:t>
+      </w:r>
+    </w:p>
+    <w:p>
+      <w:pPr>
+        <w:spacing w:after="20" w:before="0"/>
+      </w:pPr>
+      <w:r>
+        <w:t xml:space="preserve">     9/10 → 0.9 = 90%</w:t>
+      </w:r>
+    </w:p>
+    <w:p>
+      <w:pPr>
+        <w:spacing w:after="20" w:before="0"/>
+      </w:pPr>
+      <w:r>
+        <w:t xml:space="preserve">     1/2 → 0.5 = 50%</w:t>
+      </w:r>
+    </w:p>
+    <w:p>
+      <w:pPr>
+        <w:spacing w:after="20" w:before="0"/>
+      </w:pPr>
+      <w:r>
+        <w:t xml:space="preserve">     1/4 → 0.25 = 25%</w:t>
+      </w:r>
+    </w:p>
+    <w:p>
+      <w:pPr>
+        <w:spacing w:after="40" w:before="0"/>
+      </w:pPr>
+      <w:r>
+        <w:t xml:space="preserve"/>
+      </w:r>
+    </w:p>
+    <w:p>
+      <w:pPr>
+        <w:spacing w:after="40" w:before="0"/>
+      </w:pPr>
+      <w:r>
+        <w:rPr>
+          <w:b/>
+          <w:bCs/>
+        </w:rPr>
+        <w:t xml:space="preserve">10. Correct groups:</w:t>
+      </w:r>
+    </w:p>
+    <w:p>
+      <w:pPr>
+        <w:spacing w:after="20" w:before="0"/>
+      </w:pPr>
+      <w:r>
+        <w:t xml:space="preserve">     2/5 → Fraction tiles</w:t>
+      </w:r>
+    </w:p>
+    <w:p>
+      <w:pPr>
+        <w:spacing w:after="20" w:before="0"/>
+      </w:pPr>
+      <w:r>
+        <w:t xml:space="preserve">     7/10 → Fraction tiles</w:t>
+      </w:r>
+    </w:p>
+    <w:p>
+      <w:pPr>
+        <w:spacing w:after="20" w:before="0"/>
+      </w:pPr>
+      <w:r>
+        <w:t xml:space="preserve">     0.3 → Decimal tiles</w:t>
+      </w:r>
+    </w:p>
+    <w:p>
+      <w:pPr>
+        <w:spacing w:after="20" w:before="0"/>
+      </w:pPr>
+      <w:r>
+        <w:t xml:space="preserve">     0.85 → Decimal tiles</w:t>
+      </w:r>
+    </w:p>
+    <w:p>
+      <w:pPr>
+        <w:spacing w:after="20" w:before="0"/>
+      </w:pPr>
+      <w:r>
+        <w:t xml:space="preserve">     70% → Percent tiles</w:t>
+      </w:r>
+    </w:p>
+    <w:p>
+      <w:pPr>
+        <w:spacing w:after="20" w:before="0"/>
+      </w:pPr>
+      <w:r>
+        <w:t xml:space="preserve">     15% → Percent tiles</w:t>
+      </w:r>
+    </w:p>
+    <w:p>
+      <w:pPr>
+        <w:spacing w:after="40" w:before="0"/>
+      </w:pPr>
+      <w:r>
+        <w:t xml:space="preserve"/>
       </w:r>
     </w:p>
     <w:sectPr>

--- a/lessons/4-2/homework.docx
+++ b/lessons/4-2/homework.docx
@@ -1009,23 +1009,31 @@
         <w:spacing w:after="40" w:before="0"/>
       </w:pPr>
       <w:r>
-        <w:t xml:space="preserve">   Step 1 (Read): A student is working on Relate Fractions, Decimals, and Percents.</w:t>
-      </w:r>
-    </w:p>
-    <w:p>
-      <w:pPr>
-        <w:spacing w:after="40" w:before="0"/>
-      </w:pPr>
-      <w:r>
-        <w:t xml:space="preserve">   Step 2 (Attempt): They ignored the rule: To turn a fraction into a percent, divide the top by the bottom to get a decimal, then multiply by 100.</w:t>
-      </w:r>
-    </w:p>
-    <w:p>
-      <w:pPr>
-        <w:spacing w:after="40" w:before="0"/>
-      </w:pPr>
-      <w:r>
-        <w:t xml:space="preserve">   Step 3 (Check): The answer does not match the math rule from class.</w:t>
+        <w:t xml:space="preserve">   Step 1 (Convert 5/8 to a percent): 5/8</w:t>
+      </w:r>
+    </w:p>
+    <w:p>
+      <w:pPr>
+        <w:spacing w:after="40" w:before="0"/>
+      </w:pPr>
+      <w:r>
+        <w:t xml:space="preserve">   Step 2 (Divide the bottom by the top): 8 ÷ 5 = 1.6</w:t>
+      </w:r>
+    </w:p>
+    <w:p>
+      <w:pPr>
+        <w:spacing w:after="40" w:before="0"/>
+      </w:pPr>
+      <w:r>
+        <w:t xml:space="preserve">   Step 3 (Multiply by 100): 1.6 × 100 = 160%</w:t>
+      </w:r>
+    </w:p>
+    <w:p>
+      <w:pPr>
+        <w:spacing w:after="40" w:before="0"/>
+      </w:pPr>
+      <w:r>
+        <w:t xml:space="preserve">   Step 4 (Final answer): 5/8 = 160%</w:t>
       </w:r>
     </w:p>
     <w:p>
@@ -1558,7 +1566,7 @@
           <w:i/>
           <w:iCs/>
         </w:rPr>
-        <w:t xml:space="preserve">     Watch for: A common mistake in Relate Fractions, Decimals, and Percents is skipping the key idea: "To turn a fraction into a percent, divide the top by the bottom to get a decimal, then multiply by 100." — always check your work against this rule before you submit.</w:t>
+        <w:t xml:space="preserve">     Watch for: A common mistake in Relate Fractions, Decimals, and Percents is treating the numerator and denominator as the percent's digits instead of dividing — for example, turning 3/5 into "35%" by just reading the 3 and the 5, instead of dividing 3 ÷ 5 = 0.6 and multiplying by 100 to get the correct 60%. A second version of this mistake is dividing the denominator by the numerator (flipping the division), like computing 8 ÷ 5 = 1.6 for 5/8 instead of 5 ÷ 8 = 0.625 — always divide the top (numerator) by the bottom (denominator), never the other way around.</w:t>
       </w:r>
     </w:p>
     <w:p>
@@ -1590,7 +1598,7 @@
           <w:i/>
           <w:iCs/>
         </w:rPr>
-        <w:t xml:space="preserve">     Watch for: A common mistake in Relate Fractions, Decimals, and Percents is skipping the key idea: "To turn a fraction into a percent, divide the top by the bottom to get a decimal, then multiply by 100." — always check your work against this rule before you submit.</w:t>
+        <w:t xml:space="preserve">     Watch for: A common mistake in Relate Fractions, Decimals, and Percents is treating the numerator and denominator as the percent's digits instead of dividing — for example, turning 3/5 into "35%" by just reading the 3 and the 5, instead of dividing 3 ÷ 5 = 0.6 and multiplying by 100 to get the correct 60%. A second version of this mistake is dividing the denominator by the numerator (flipping the division), like computing 8 ÷ 5 = 1.6 for 5/8 instead of 5 ÷ 8 = 0.625 — always divide the top (numerator) by the bottom (denominator), never the other way around.</w:t>
       </w:r>
     </w:p>
     <w:p>
@@ -1762,7 +1770,7 @@
         <w:spacing w:after="20" w:before="0"/>
       </w:pPr>
       <w:r>
-        <w:t xml:space="preserve">     Correct work: Follow the key idea: To turn a fraction into a percent, divide the top by the bottom to get a decimal, then multiply by 100.</w:t>
+        <w:t xml:space="preserve">     Correct work: The student divided in the wrong order. To turn a fraction into a decimal, divide the TOP by the bottom: 5 ÷ 8 = 0.625, then × 100 → 62.5%. So 5/8 = 0.625 = 62.5%. (A check: 5/8 is less than 1, so the percent must be under 100%, never 160%.)</w:t>
       </w:r>
     </w:p>
     <w:p>
@@ -1794,7 +1802,7 @@
           <w:i/>
           <w:iCs/>
         </w:rPr>
-        <w:t xml:space="preserve">     Watch for: A common mistake in Relate Fractions, Decimals, and Percents is skipping the key idea: "To turn a fraction into a percent, divide the top by the bottom to get a decimal, then multiply by 100." — always check your work against this rule before you submit.</w:t>
+        <w:t xml:space="preserve">     Watch for: A common mistake in Relate Fractions, Decimals, and Percents is treating the numerator and denominator as the percent's digits instead of dividing — for example, turning 3/5 into "35%" by just reading the 3 and the 5, instead of dividing 3 ÷ 5 = 0.6 and multiplying by 100 to get the correct 60%. A second version of this mistake is dividing the denominator by the numerator (flipping the division), like computing 8 ÷ 5 = 1.6 for 5/8 instead of 5 ÷ 8 = 0.625 — always divide the top (numerator) by the bottom (denominator), never the other way around.</w:t>
       </w:r>
     </w:p>
     <w:p>
@@ -1826,7 +1834,7 @@
           <w:i/>
           <w:iCs/>
         </w:rPr>
-        <w:t xml:space="preserve">     Watch for: A common mistake in Relate Fractions, Decimals, and Percents is skipping the key idea: "To turn a fraction into a percent, divide the top by the bottom to get a decimal, then multiply by 100." — always check your work against this rule before you submit.</w:t>
+        <w:t xml:space="preserve">     Watch for: A common mistake in Relate Fractions, Decimals, and Percents is treating the numerator and denominator as the percent's digits instead of dividing — for example, turning 3/5 into "35%" by just reading the 3 and the 5, instead of dividing 3 ÷ 5 = 0.6 and multiplying by 100 to get the correct 60%. A second version of this mistake is dividing the denominator by the numerator (flipping the division), like computing 8 ÷ 5 = 1.6 for 5/8 instead of 5 ÷ 8 = 0.625 — always divide the top (numerator) by the bottom (denominator), never the other way around.</w:t>
       </w:r>
     </w:p>
     <w:p>

--- a/lessons/4-2/homework.docx
+++ b/lessons/4-2/homework.docx
@@ -12,7 +12,7 @@
           <w:b/>
           <w:bCs/>
         </w:rPr>
-        <w:t xml:space="preserve">Relate Fractions, Decimals, and Percents — Homework</w:t>
+        <w:t xml:space="preserve">Relate Fractions, Decimals, and Percentages — Homework</w:t>
       </w:r>
     </w:p>
     <w:p>
@@ -161,10 +161,10 @@
           <w:b/>
           <w:bCs/>
         </w:rPr>
-        <w:t xml:space="preserve">Percent (Porcentaje)</w:t>
-      </w:r>
-      <w:r>
-        <w:t xml:space="preserve"> — A way to compare a number to 100, shown with the % sign.</w:t>
+        <w:t xml:space="preserve">Fractions, Decimals, and Percents (Fracciones, decimales y porcentajes)</w:t>
+      </w:r>
+      <w:r>
+        <w:t xml:space="preserve"> — Three equivalent ways to name the same part of a whole.</w:t>
       </w:r>
     </w:p>
     <w:p>
@@ -224,10 +224,10 @@
           <w:b/>
           <w:bCs/>
         </w:rPr>
-        <w:t xml:space="preserve">Decimal (Decimal)</w:t>
-      </w:r>
-      <w:r>
-        <w:t xml:space="preserve"> — A number with a dot, like 0.5, that shows a part.</w:t>
+        <w:t xml:space="preserve">Percent (Porcentaje)</w:t>
+      </w:r>
+      <w:r>
+        <w:t xml:space="preserve"> — A way to compare a number to 100, shown with the % sign.</w:t>
       </w:r>
     </w:p>
     <w:p>
@@ -287,10 +287,10 @@
           <w:b/>
           <w:bCs/>
         </w:rPr>
-        <w:t xml:space="preserve">Equivalent (Equivalente)</w:t>
-      </w:r>
-      <w:r>
-        <w:t xml:space="preserve"> — Having the same value, just written a different way.</w:t>
+        <w:t xml:space="preserve">Decimal (Decimal)</w:t>
+      </w:r>
+      <w:r>
+        <w:t xml:space="preserve"> — A number with a dot, like 0.5, that shows a part less than one.</w:t>
       </w:r>
     </w:p>
     <w:p>
@@ -350,10 +350,10 @@
           <w:b/>
           <w:bCs/>
         </w:rPr>
-        <w:t xml:space="preserve">Benchmark (Referencia)</w:t>
-      </w:r>
-      <w:r>
-        <w:t xml:space="preserve"> — A familiar number you use to guess, like 50% or 1/2.</w:t>
+        <w:t xml:space="preserve">Equivalent (Equivalente)</w:t>
+      </w:r>
+      <w:r>
+        <w:t xml:space="preserve"> — Having the same value, just written a different way.</w:t>
       </w:r>
     </w:p>
     <w:p>
@@ -413,6 +413,69 @@
           <w:b/>
           <w:bCs/>
         </w:rPr>
+        <w:t xml:space="preserve">Benchmark (Referencia)</w:t>
+      </w:r>
+      <w:r>
+        <w:t xml:space="preserve"> — A familiar number you use to guess, like 50% or 1/2.</w:t>
+      </w:r>
+    </w:p>
+    <w:p>
+      <w:pPr>
+        <w:keepNext/>
+        <w:spacing w:after="20" w:before="80"/>
+        <w:jc w:val="center"/>
+      </w:pPr>
+      <w:r>
+        <w:drawing>
+          <wp:inline distT="0" distB="0" distL="0" distR="0">
+            <wp:extent cx="1047750" cy="790575"/>
+            <wp:effectExtent t="0" r="0" b="0" l="0"/>
+            <wp:docPr id="1" name="" descr="" title=""/>
+            <wp:cNvGraphicFramePr>
+              <a:graphicFrameLocks xmlns:a="http://schemas.openxmlformats.org/drawingml/2006/main" noChangeAspect="1"/>
+            </wp:cNvGraphicFramePr>
+            <a:graphic xmlns:a="http://schemas.openxmlformats.org/drawingml/2006/main">
+              <a:graphicData uri="http://schemas.openxmlformats.org/drawingml/2006/picture">
+                <pic:pic xmlns:pic="http://schemas.openxmlformats.org/drawingml/2006/picture">
+                  <pic:nvPicPr>
+                    <pic:cNvPr id="0" name="" descr=""/>
+                    <pic:cNvPicPr>
+                      <a:picLocks noChangeAspect="1" noChangeArrowheads="1"/>
+                    </pic:cNvPicPr>
+                  </pic:nvPicPr>
+                  <pic:blipFill>
+                    <a:blip r:embed="rId12" cstate="none"/>
+                    <a:srcRect/>
+                    <a:stretch>
+                      <a:fillRect/>
+                    </a:stretch>
+                  </pic:blipFill>
+                  <pic:spPr bwMode="auto">
+                    <a:xfrm>
+                      <a:off x="0" y="0"/>
+                      <a:ext cx="1047750" cy="790575"/>
+                    </a:xfrm>
+                    <a:prstGeom prst="rect">
+                      <a:avLst/>
+                    </a:prstGeom>
+                  </pic:spPr>
+                </pic:pic>
+              </a:graphicData>
+            </a:graphic>
+          </wp:inline>
+        </w:drawing>
+      </w:r>
+    </w:p>
+    <w:p>
+      <w:pPr>
+        <w:keepNext/>
+        <w:spacing w:after="120"/>
+      </w:pPr>
+      <w:r>
+        <w:rPr>
+          <w:b/>
+          <w:bCs/>
+        </w:rPr>
         <w:t xml:space="preserve">Discount (Descuento)</w:t>
       </w:r>
       <w:r>
@@ -662,7 +725,7 @@
           <w:b/>
           <w:bCs/>
         </w:rPr>
-        <w:t xml:space="preserve">4. Complete each row by converting to all three forms.</w:t>
+        <w:t xml:space="preserve">4. Complete each row. Build the fraction out of 100 first — that column hands you the percent.</w:t>
       </w:r>
     </w:p>
     <w:tbl>
@@ -681,6 +744,7 @@
         <w:gridCol w:w="100"/>
         <w:gridCol w:w="100"/>
         <w:gridCol w:w="100"/>
+        <w:gridCol w:w="100"/>
       </w:tblGrid>
       <w:tr>
         <w:trPr>
@@ -688,7 +752,7 @@
         </w:trPr>
         <w:tc>
           <w:tcPr>
-            <w:tcW w:type="pct" w:w="33%"/>
+            <w:tcW w:type="pct" w:w="25%"/>
           </w:tcPr>
           <w:p>
             <w:r>
@@ -702,7 +766,21 @@
         </w:tc>
         <w:tc>
           <w:tcPr>
-            <w:tcW w:type="pct" w:w="33%"/>
+            <w:tcW w:type="pct" w:w="25%"/>
+          </w:tcPr>
+          <w:p>
+            <w:r>
+              <w:rPr>
+                <w:b/>
+                <w:bCs/>
+              </w:rPr>
+              <w:t xml:space="preserve">Equivalent fraction out of 100</w:t>
+            </w:r>
+          </w:p>
+        </w:tc>
+        <w:tc>
+          <w:tcPr>
+            <w:tcW w:type="pct" w:w="25%"/>
           </w:tcPr>
           <w:p>
             <w:r>
@@ -716,7 +794,7 @@
         </w:tc>
         <w:tc>
           <w:tcPr>
-            <w:tcW w:type="pct" w:w="33%"/>
+            <w:tcW w:type="pct" w:w="25%"/>
           </w:tcPr>
           <w:p>
             <w:r>
@@ -732,7 +810,7 @@
       <w:tr>
         <w:tc>
           <w:tcPr>
-            <w:tcW w:type="pct" w:w="33%"/>
+            <w:tcW w:type="pct" w:w="25%"/>
           </w:tcPr>
           <w:p>
             <w:r>
@@ -746,7 +824,7 @@
         </w:tc>
         <w:tc>
           <w:tcPr>
-            <w:tcW w:type="pct" w:w="33%"/>
+            <w:tcW w:type="pct" w:w="25%"/>
           </w:tcPr>
           <w:p>
             <w:r>
@@ -760,7 +838,7 @@
         </w:tc>
         <w:tc>
           <w:tcPr>
-            <w:tcW w:type="pct" w:w="33%"/>
+            <w:tcW w:type="pct" w:w="25%"/>
           </w:tcPr>
           <w:p>
             <w:r>
@@ -772,11 +850,9 @@
             </w:r>
           </w:p>
         </w:tc>
-      </w:tr>
-      <w:tr>
-        <w:tc>
-          <w:tcPr>
-            <w:tcW w:type="pct" w:w="33%"/>
+        <w:tc>
+          <w:tcPr>
+            <w:tcW w:type="pct" w:w="25%"/>
           </w:tcPr>
           <w:p>
             <w:r>
@@ -788,9 +864,39 @@
             </w:r>
           </w:p>
         </w:tc>
-        <w:tc>
-          <w:tcPr>
-            <w:tcW w:type="pct" w:w="33%"/>
+      </w:tr>
+      <w:tr>
+        <w:tc>
+          <w:tcPr>
+            <w:tcW w:type="pct" w:w="25%"/>
+          </w:tcPr>
+          <w:p>
+            <w:r>
+              <w:rPr>
+                <w:b w:val="false"/>
+                <w:bCs w:val="false"/>
+              </w:rPr>
+              <w:t xml:space="preserve"> </w:t>
+            </w:r>
+          </w:p>
+        </w:tc>
+        <w:tc>
+          <w:tcPr>
+            <w:tcW w:type="pct" w:w="25%"/>
+          </w:tcPr>
+          <w:p>
+            <w:r>
+              <w:rPr>
+                <w:b w:val="false"/>
+                <w:bCs w:val="false"/>
+              </w:rPr>
+              <w:t xml:space="preserve"> </w:t>
+            </w:r>
+          </w:p>
+        </w:tc>
+        <w:tc>
+          <w:tcPr>
+            <w:tcW w:type="pct" w:w="25%"/>
           </w:tcPr>
           <w:p>
             <w:r>
@@ -804,7 +910,7 @@
         </w:tc>
         <w:tc>
           <w:tcPr>
-            <w:tcW w:type="pct" w:w="33%"/>
+            <w:tcW w:type="pct" w:w="25%"/>
           </w:tcPr>
           <w:p>
             <w:r>
@@ -820,7 +926,7 @@
       <w:tr>
         <w:tc>
           <w:tcPr>
-            <w:tcW w:type="pct" w:w="33%"/>
+            <w:tcW w:type="pct" w:w="25%"/>
           </w:tcPr>
           <w:p>
             <w:r>
@@ -834,7 +940,7 @@
         </w:tc>
         <w:tc>
           <w:tcPr>
-            <w:tcW w:type="pct" w:w="33%"/>
+            <w:tcW w:type="pct" w:w="25%"/>
           </w:tcPr>
           <w:p>
             <w:r>
@@ -848,7 +954,21 @@
         </w:tc>
         <w:tc>
           <w:tcPr>
-            <w:tcW w:type="pct" w:w="33%"/>
+            <w:tcW w:type="pct" w:w="25%"/>
+          </w:tcPr>
+          <w:p>
+            <w:r>
+              <w:rPr>
+                <w:b w:val="false"/>
+                <w:bCs w:val="false"/>
+              </w:rPr>
+              <w:t xml:space="preserve"> </w:t>
+            </w:r>
+          </w:p>
+        </w:tc>
+        <w:tc>
+          <w:tcPr>
+            <w:tcW w:type="pct" w:w="25%"/>
           </w:tcPr>
           <w:p>
             <w:r>
@@ -864,7 +984,7 @@
       <w:tr>
         <w:tc>
           <w:tcPr>
-            <w:tcW w:type="pct" w:w="33%"/>
+            <w:tcW w:type="pct" w:w="25%"/>
           </w:tcPr>
           <w:p>
             <w:r>
@@ -878,7 +998,7 @@
         </w:tc>
         <w:tc>
           <w:tcPr>
-            <w:tcW w:type="pct" w:w="33%"/>
+            <w:tcW w:type="pct" w:w="25%"/>
           </w:tcPr>
           <w:p>
             <w:r>
@@ -892,7 +1012,7 @@
         </w:tc>
         <w:tc>
           <w:tcPr>
-            <w:tcW w:type="pct" w:w="33%"/>
+            <w:tcW w:type="pct" w:w="25%"/>
           </w:tcPr>
           <w:p>
             <w:r>
@@ -904,6 +1024,20 @@
             </w:r>
           </w:p>
         </w:tc>
+        <w:tc>
+          <w:tcPr>
+            <w:tcW w:type="pct" w:w="25%"/>
+          </w:tcPr>
+          <w:p>
+            <w:r>
+              <w:rPr>
+                <w:b w:val="false"/>
+                <w:bCs w:val="false"/>
+              </w:rPr>
+              <w:t xml:space="preserve"> </w:t>
+            </w:r>
+          </w:p>
+        </w:tc>
       </w:tr>
     </w:tbl>
     <w:p>
@@ -1001,7 +1135,7 @@
           <w:b/>
           <w:bCs/>
         </w:rPr>
-        <w:t xml:space="preserve">6. onLevel — Spot the Common Mistake</w:t>
+        <w:t xml:space="preserve">6. Spot the Common Mistake</w:t>
       </w:r>
     </w:p>
     <w:p>
@@ -1554,7 +1688,7 @@
         <w:spacing w:after="20" w:before="0"/>
       </w:pPr>
       <w:r>
-        <w:t xml:space="preserve">     3 ÷ 5 = 0.6 = 60%.</w:t>
+        <w:t xml:space="preserve">     5 × 20 = 100, so 3 × 20 = 60. That makes 3/5 = 60/100 = 0.6 = 60%.</w:t>
       </w:r>
     </w:p>
     <w:p>
@@ -1566,7 +1700,7 @@
           <w:i/>
           <w:iCs/>
         </w:rPr>
-        <w:t xml:space="preserve">     Watch for: A common mistake in Relate Fractions, Decimals, and Percents is treating the numerator and denominator as the percent's digits instead of dividing — for example, turning 3/5 into "35%" by just reading the 3 and the 5, instead of dividing 3 ÷ 5 = 0.6 and multiplying by 100 to get the correct 60%. A second version of this mistake is dividing the denominator by the numerator (flipping the division), like computing 8 ÷ 5 = 1.6 for 5/8 instead of 5 ÷ 8 = 0.625 — always divide the top (numerator) by the bottom (denominator), never the other way around.</w:t>
+        <w:t xml:space="preserve">     Watch for: A common mistake in Relate Fractions, Decimals, and Percents is treating the numerator and denominator as the percent's digits — turning 3/5 into "35%" by just reading the 3 and the 5. Percent means out of 100, so the fix is to build an equivalent fraction with denominator 100: 5 × 20 = 100, so multiply the top by 20 too — 3/5 = 60/100 = 60%. A second version of this mistake is scaling only ONE part of the fraction (writing 3/5 = 3/100 or 60/5). Whatever you multiply the denominator by, you must multiply the numerator by the same number. When a denominator will not reach 100 evenly (8, 3, 7), divide the numerator by the denominator instead and then multiply by 100.</w:t>
       </w:r>
     </w:p>
     <w:p>
@@ -1586,7 +1720,7 @@
         <w:spacing w:after="20" w:before="0"/>
       </w:pPr>
       <w:r>
-        <w:t xml:space="preserve">     7 ÷ 8 = 0.875, and 0.875 × 100 = 87.5%.</w:t>
+        <w:t xml:space="preserve">     8 does not scale to 100 by a whole number, so divide: 7 ÷ 8 = 0.875, and 0.875 × 100 = 87.5%. That is 87.5 out of 100.</w:t>
       </w:r>
     </w:p>
     <w:p>
@@ -1598,19 +1732,27 @@
           <w:i/>
           <w:iCs/>
         </w:rPr>
-        <w:t xml:space="preserve">     Watch for: A common mistake in Relate Fractions, Decimals, and Percents is treating the numerator and denominator as the percent's digits instead of dividing — for example, turning 3/5 into "35%" by just reading the 3 and the 5, instead of dividing 3 ÷ 5 = 0.6 and multiplying by 100 to get the correct 60%. A second version of this mistake is dividing the denominator by the numerator (flipping the division), like computing 8 ÷ 5 = 1.6 for 5/8 instead of 5 ÷ 8 = 0.625 — always divide the top (numerator) by the bottom (denominator), never the other way around.</w:t>
-      </w:r>
-    </w:p>
-    <w:p>
-      <w:pPr>
-        <w:spacing w:after="40" w:before="0"/>
-      </w:pPr>
-      <w:r>
-        <w:rPr>
-          <w:b/>
-          <w:bCs/>
-        </w:rPr>
-        <w:t xml:space="preserve">4. Complete each row by converting to all three forms.</w:t>
+        <w:t xml:space="preserve">     Watch for: A common mistake in Relate Fractions, Decimals, and Percents is treating the numerator and denominator as the percent's digits — turning 3/5 into "35%" by just reading the 3 and the 5. Percent means out of 100, so the fix is to build an equivalent fraction with denominator 100: 5 × 20 = 100, so multiply the top by 20 too — 3/5 = 60/100 = 60%. A second version of this mistake is scaling only ONE part of the fraction (writing 3/5 = 3/100 or 60/5). Whatever you multiply the denominator by, you must multiply the numerator by the same number. When a denominator will not reach 100 evenly (8, 3, 7), divide the numerator by the denominator instead and then multiply by 100.</w:t>
+      </w:r>
+    </w:p>
+    <w:p>
+      <w:pPr>
+        <w:spacing w:after="40" w:before="0"/>
+      </w:pPr>
+      <w:r>
+        <w:rPr>
+          <w:b/>
+          <w:bCs/>
+        </w:rPr>
+        <w:t xml:space="preserve">4. Complete each row. Build the fraction out of 100 first — that column hands you the percent.</w:t>
+      </w:r>
+    </w:p>
+    <w:p>
+      <w:pPr>
+        <w:spacing w:after="20" w:before="0"/>
+      </w:pPr>
+      <w:r>
+        <w:t xml:space="preserve">     2/5 — Equivalent fraction out of 100: 40/100</w:t>
       </w:r>
     </w:p>
     <w:p>
@@ -1642,6 +1784,14 @@
         <w:spacing w:after="20" w:before="0"/>
       </w:pPr>
       <w:r>
+        <w:t xml:space="preserve">     Row 2 — Equivalent fraction out of 100: 12.5/100</w:t>
+      </w:r>
+    </w:p>
+    <w:p>
+      <w:pPr>
+        <w:spacing w:after="20" w:before="0"/>
+      </w:pPr>
+      <w:r>
         <w:t xml:space="preserve">     Row 2 — Percent: 12.5%</w:t>
       </w:r>
     </w:p>
@@ -1658,6 +1808,14 @@
         <w:spacing w:after="20" w:before="0"/>
       </w:pPr>
       <w:r>
+        <w:t xml:space="preserve">     Row 3 — Equivalent fraction out of 100: 90/100</w:t>
+      </w:r>
+    </w:p>
+    <w:p>
+      <w:pPr>
+        <w:spacing w:after="20" w:before="0"/>
+      </w:pPr>
+      <w:r>
         <w:t xml:space="preserve">     Row 3 — Decimal: 0.9</w:t>
       </w:r>
     </w:p>
@@ -1666,6 +1824,14 @@
         <w:spacing w:after="20" w:before="0"/>
       </w:pPr>
       <w:r>
+        <w:t xml:space="preserve">     5/8 — Equivalent fraction out of 100: 62.5/100</w:t>
+      </w:r>
+    </w:p>
+    <w:p>
+      <w:pPr>
+        <w:spacing w:after="20" w:before="0"/>
+      </w:pPr>
+      <w:r>
         <w:t xml:space="preserve">     5/8 — Decimal: 0.625</w:t>
       </w:r>
     </w:p>
@@ -1754,7 +1920,7 @@
           <w:b/>
           <w:bCs/>
         </w:rPr>
-        <w:t xml:space="preserve">6. onLevel — Spot the Common Mistake</w:t>
+        <w:t xml:space="preserve">6. Spot the Common Mistake</w:t>
       </w:r>
     </w:p>
     <w:p>
@@ -1771,6 +1937,14 @@
       </w:pPr>
       <w:r>
         <w:t xml:space="preserve">     Correct work: The student divided in the wrong order. To turn a fraction into a decimal, divide the TOP by the bottom: 5 ÷ 8 = 0.625, then × 100 → 62.5%. So 5/8 = 0.625 = 62.5%. (A check: 5/8 is less than 1, so the percent must be under 100%, never 160%.)</w:t>
+      </w:r>
+    </w:p>
+    <w:p>
+      <w:pPr>
+        <w:spacing w:after="80" w:before="0"/>
+      </w:pPr>
+      <w:r>
+        <w:t xml:space="preserve">     Watch for: The fraction bar means numerator ÷ denominator, so this division is upside down. It should be 5 ÷ 8 = 0.625, and 0.625 × 100 = 62.5%. A quick check catches it: 5/8 is less than one whole, so its percent must be under 100% — 160% was impossible.</w:t>
       </w:r>
     </w:p>
     <w:p>
@@ -1802,7 +1976,7 @@
           <w:i/>
           <w:iCs/>
         </w:rPr>
-        <w:t xml:space="preserve">     Watch for: A common mistake in Relate Fractions, Decimals, and Percents is treating the numerator and denominator as the percent's digits instead of dividing — for example, turning 3/5 into "35%" by just reading the 3 and the 5, instead of dividing 3 ÷ 5 = 0.6 and multiplying by 100 to get the correct 60%. A second version of this mistake is dividing the denominator by the numerator (flipping the division), like computing 8 ÷ 5 = 1.6 for 5/8 instead of 5 ÷ 8 = 0.625 — always divide the top (numerator) by the bottom (denominator), never the other way around.</w:t>
+        <w:t xml:space="preserve">     Watch for: A common mistake in Relate Fractions, Decimals, and Percents is treating the numerator and denominator as the percent's digits — turning 3/5 into "35%" by just reading the 3 and the 5. Percent means out of 100, so the fix is to build an equivalent fraction with denominator 100: 5 × 20 = 100, so multiply the top by 20 too — 3/5 = 60/100 = 60%. A second version of this mistake is scaling only ONE part of the fraction (writing 3/5 = 3/100 or 60/5). Whatever you multiply the denominator by, you must multiply the numerator by the same number. When a denominator will not reach 100 evenly (8, 3, 7), divide the numerator by the denominator instead and then multiply by 100.</w:t>
       </w:r>
     </w:p>
     <w:p>
@@ -1822,7 +1996,7 @@
         <w:spacing w:after="20" w:before="0"/>
       </w:pPr>
       <w:r>
-        <w:t xml:space="preserve">     Divide 3 ÷ 5 = 0.6, then multiply by 100: 0.6 = 60%. So 3/5 = 0.6 = 60%.</w:t>
+        <w:t xml:space="preserve">     5 × 20 = 100 and 3 × 20 = 60, so 3/5 = 60/100 = 0.6 = 60%.</w:t>
       </w:r>
     </w:p>
     <w:p>
@@ -1834,7 +2008,7 @@
           <w:i/>
           <w:iCs/>
         </w:rPr>
-        <w:t xml:space="preserve">     Watch for: A common mistake in Relate Fractions, Decimals, and Percents is treating the numerator and denominator as the percent's digits instead of dividing — for example, turning 3/5 into "35%" by just reading the 3 and the 5, instead of dividing 3 ÷ 5 = 0.6 and multiplying by 100 to get the correct 60%. A second version of this mistake is dividing the denominator by the numerator (flipping the division), like computing 8 ÷ 5 = 1.6 for 5/8 instead of 5 ÷ 8 = 0.625 — always divide the top (numerator) by the bottom (denominator), never the other way around.</w:t>
+        <w:t xml:space="preserve">     Watch for: A common mistake in Relate Fractions, Decimals, and Percents is treating the numerator and denominator as the percent's digits — turning 3/5 into "35%" by just reading the 3 and the 5. Percent means out of 100, so the fix is to build an equivalent fraction with denominator 100: 5 × 20 = 100, so multiply the top by 20 too — 3/5 = 60/100 = 60%. A second version of this mistake is scaling only ONE part of the fraction (writing 3/5 = 3/100 or 60/5). Whatever you multiply the denominator by, you must multiply the numerator by the same number. When a denominator will not reach 100 evenly (8, 3, 7), divide the numerator by the denominator instead and then multiply by 100.</w:t>
       </w:r>
     </w:p>
     <w:p>
